--- a/acts-sermons/docx/08_2026-12-06_주와그리스도가되게하셨느니라_행2장14-36절.docx
+++ b/acts-sermons/docx/08_2026-12-06_주와그리스도가되게하셨느니라_행2장14-36절.docx
@@ -330,33 +330,46 @@
           <w:sz w:val="24"/>
           <w:szCs w:val="24"/>
         </w:rPr>
-        <w:t xml:space="preserve">에스겔 37장에는 마른 뼈들의 골짜기가 나옵니다. 하나님께서 선지자 에스겔을 데리고 골짜기 한가운데로 가십니다. 거기에는 뼈가 가득했는데, 성경은 그 뼈들이 “심히 말랐더라”고 말합니다. 생명의 흔적이라고는 하나도 없습니다. 그때 하나님이 물으십니다. “이 뼈들이 능히 살 수 있겠느냐.” 에스겔은 대답합니다. “주 여호와여 주께서 아시나이다.”</w:t>
-      </w:r>
-    </w:p>
-    <w:p>
-      <w:pPr>
-        <w:spacing w:after="160" w:line="360"/>
-      </w:pPr>
-      <w:r>
-        <w:rPr>
-          <w:rFonts w:ascii="맑은 고딕" w:cs="맑은 고딕" w:eastAsia="맑은 고딕" w:hAnsi="맑은 고딕"/>
-          <w:sz w:val="24"/>
-          <w:szCs w:val="24"/>
-        </w:rPr>
-        <w:t xml:space="preserve">하나님은 에스겔에게 그 뼈들에게 말씀을 대언하라고 하십니다. 에스겔이 대언하자 뼈들이 서로 맞붙고 힘줄이 생기고 살이 오르고 가죽이 덮입니다. 그러나 아직 그 속에 생기가 없었습니다. 그러자 하나님은 다시 말씀하십니다. 생기가 사방에서부터 와서 이 죽음을 당한 자에게 불어 살아나게 하라고 하십니다. 생기가 들어가자 그들이 살아나 일어나서 서는데, 극히 큰 군대였다고 성경은 말합니다. 그리고 하나님은 약속하십니다. “내가 또 내 영을 너희 속에 두어 너희가 살아나게 하고.”</w:t>
-      </w:r>
-    </w:p>
-    <w:p>
-      <w:pPr>
-        <w:spacing w:after="160" w:line="360"/>
-      </w:pPr>
-      <w:r>
-        <w:rPr>
-          <w:rFonts w:ascii="맑은 고딕" w:cs="맑은 고딕" w:eastAsia="맑은 고딕" w:hAnsi="맑은 고딕"/>
-          <w:sz w:val="24"/>
-          <w:szCs w:val="24"/>
-        </w:rPr>
-        <w:t xml:space="preserve">사랑하는 성도 여러분, 오순절에 일어난 일이 바로 이 약속의 성취입니다. 겁에 질려 문을 닫아걸었던 제자들은 마른 뼈와 같았습니다. 그런데 말씀과 성령이 함께 역사하시자 그들이 일어섰습니다. 하나님의 백성이 살아났습니다. 에스겔 골짜기의 순서를 기억하십시오. 먼저 말씀이 선포되었고, 그다음에 생기가 들어갔습니다. 말씀과 성령은 언제나 함께 일하십니다. 오늘 우리 교회가 살아나는 길도 이것밖에 없습니다.</w:t>
+        <w:t xml:space="preserve">사무엘상 3장은 이렇게 시작합니다. 아이 사무엘이 엘리 앞에서 여호와를 섬길 때에는 “여호와의 말씀이 희귀하여 이상이 흔히 보이지 않았더라”(삼상 3:1). 제사장 엘리는 늙어 눈이 어두워졌고, 그의 아들들은 성막에서 악을 행했습니다. 하나님의 백성 가운데 하나님의 음성이 들리지 않는, 영적으로 캄캄한 시대였습니다.</w:t>
+      </w:r>
+    </w:p>
+    <w:p>
+      <w:pPr>
+        <w:spacing w:after="160" w:line="360"/>
+      </w:pPr>
+      <w:r>
+        <w:rPr>
+          <w:rFonts w:ascii="맑은 고딕" w:cs="맑은 고딕" w:eastAsia="맑은 고딕" w:hAnsi="맑은 고딕"/>
+          <w:sz w:val="24"/>
+          <w:szCs w:val="24"/>
+        </w:rPr>
+        <w:t xml:space="preserve">그런 밤에 하나님은 성막에 누워 있던 어린 사무엘을 부르셨습니다. 사무엘은 엘리가 부른 줄 알고 세 번이나 엘리에게 달려갔습니다. 그제야 엘리는 여호와께서 이 아이를 부르신 줄을 깨닫고 일러 줍니다. 가서 누웠다가 그가 너를 부르시거든 여호와여 말씀하옵소서 주의 종이 듣겠나이다 하라. 사무엘이 그렇게 대답하자 하나님은 그에게 말씀을 주셨습니다.</w:t>
+      </w:r>
+    </w:p>
+    <w:p>
+      <w:pPr>
+        <w:spacing w:after="160" w:line="360"/>
+      </w:pPr>
+      <w:r>
+        <w:rPr>
+          <w:rFonts w:ascii="맑은 고딕" w:cs="맑은 고딕" w:eastAsia="맑은 고딕" w:hAnsi="맑은 고딕"/>
+          <w:sz w:val="24"/>
+          <w:szCs w:val="24"/>
+        </w:rPr>
+        <w:t xml:space="preserve">사무엘상 3장 마지막은 이렇게 증언합니다. 여호와께서 사무엘과 함께 계셔서 그의 말이 하나도 땅에 떨어지지 않게 하셨고, 단에서부터 브엘세바까지 온 이스라엘이 사무엘이 여호와의 선지자로 세우심을 입은 줄을 알았습니다. 말씀이 희귀하던 시대가 끝나고, 하나님께서 다시 말씀하시는 시대가 열린 것입니다.</w:t>
+      </w:r>
+    </w:p>
+    <w:p>
+      <w:pPr>
+        <w:spacing w:after="160" w:line="360"/>
+      </w:pPr>
+      <w:r>
+        <w:rPr>
+          <w:rFonts w:ascii="맑은 고딕" w:cs="맑은 고딕" w:eastAsia="맑은 고딕" w:hAnsi="맑은 고딕"/>
+          <w:sz w:val="24"/>
+          <w:szCs w:val="24"/>
+        </w:rPr>
+        <w:t xml:space="preserve">사랑하는 성도 여러분, 오순절에 일어난 일은 이보다 훨씬 큰 일입니다. 요엘이 예언한 대로 하나님은 이제 한 아이, 한 선지자가 아니라 자기 백성 모두에게 영을 부어 주셨습니다. 아들과 딸, 젊은이와 늙은이, 남종과 여종까지 하나님의 말씀을 말하게 되었습니다. 하나님이 약속을 이루셨다는 분명한 증거입니다. 그 성령께서 오늘도 말씀을 통해 일하십니다. 우리 교회가 살아나는 길도 주의 종이 듣겠나이다 하며 말씀 앞에 서는 데 있습니다.</w:t>
       </w:r>
     </w:p>
     <w:p>
@@ -647,33 +660,46 @@
           <w:sz w:val="24"/>
           <w:szCs w:val="24"/>
         </w:rPr>
-        <w:t xml:space="preserve">누가복음 24장에는 엠마오로 내려가던 두 제자의 이야기가 나옵니다. 예수님이 십자가에 죽으신 지 사흘째 되는 날, 두 사람은 예루살렘을 떠나 고향으로 내려가고 있었습니다. 그들의 얼굴에는 슬픈 빛이 가득했습니다. 낯선 나그네가 다가와 무슨 이야기를 하느냐고 묻자 그들은 말합니다. “우리는 이 사람이 이스라엘을 속량할 자라고 바랐노라.” 바랐노라, 과거형입니다. 그들의 소망은 십자가와 함께 끝났습니다.</w:t>
-      </w:r>
-    </w:p>
-    <w:p>
-      <w:pPr>
-        <w:spacing w:after="160" w:line="360"/>
-      </w:pPr>
-      <w:r>
-        <w:rPr>
-          <w:rFonts w:ascii="맑은 고딕" w:cs="맑은 고딕" w:eastAsia="맑은 고딕" w:hAnsi="맑은 고딕"/>
-          <w:sz w:val="24"/>
-          <w:szCs w:val="24"/>
-        </w:rPr>
-        <w:t xml:space="preserve">그러자 그 나그네가 말합니다. “미련하고 선지자들이 말한 모든 것을 마음에 더디 믿는 자들이여 그리스도가 이런 고난을 받고 자기의 영광에 들어가야 할 것이 아니냐.” 그리고 모세와 모든 선지자의 글로 시작하여 성경 전체에서 자기에 관한 것을 자세히 설명해 주십니다. 저녁이 되어 함께 식탁에 앉았을 때, 그분이 떡을 가지사 축사하시고 떼어 주실 때 그들의 눈이 밝아졌습니다. 그분이 바로 부활하신 예수님이셨습니다.</w:t>
-      </w:r>
-    </w:p>
-    <w:p>
-      <w:pPr>
-        <w:spacing w:after="160" w:line="360"/>
-      </w:pPr>
-      <w:r>
-        <w:rPr>
-          <w:rFonts w:ascii="맑은 고딕" w:cs="맑은 고딕" w:eastAsia="맑은 고딕" w:hAnsi="맑은 고딕"/>
-          <w:sz w:val="24"/>
-          <w:szCs w:val="24"/>
-        </w:rPr>
-        <w:t xml:space="preserve">두 제자는 그 밤에 곧바로 예루살렘으로 돌아갑니다. 절망의 길이 증인의 길로 바뀌었습니다. 그들은 이렇게 고백합니다. “길에서 우리에게 말씀하시고 우리에게 성경을 풀어 주실 때에 우리 속에서 마음이 뜨겁지 아니하더냐.” 오순절의 베드로도 똑같이 합니다. 그는 성경을 풀어 부활하신 그리스도를 증언합니다. 부활은 절망한 사람을 다시 일으켜 세우는 하나님의 능력입니다.</w:t>
+        <w:t xml:space="preserve">요한복음 20장은 안식 후 첫날 이른 아침, 아직 어두울 때 무덤으로 간 막달라 마리아의 이야기로 시작합니다. 그녀는 일곱 귀신에서 놓임을 받은 여인이었습니다(눅 8:2). 그녀는 십자가 곁에 서 있었고, 예수님이 무덤에 묻히시는 것도 지켜보았습니다. 이제 그녀에게 남은 것은 무덤 하나뿐이었습니다.</w:t>
+      </w:r>
+    </w:p>
+    <w:p>
+      <w:pPr>
+        <w:spacing w:after="160" w:line="360"/>
+      </w:pPr>
+      <w:r>
+        <w:rPr>
+          <w:rFonts w:ascii="맑은 고딕" w:cs="맑은 고딕" w:eastAsia="맑은 고딕" w:hAnsi="맑은 고딕"/>
+          <w:sz w:val="24"/>
+          <w:szCs w:val="24"/>
+        </w:rPr>
+        <w:t xml:space="preserve">그런데 무덤의 돌이 옮겨져 있었습니다. 마리아는 무덤 밖에 서서 울었습니다. 사람들이 주님을 가져다가 어디 두었는지 알지 못한다며 울었습니다. 그녀는 부활을 기대하지 않았습니다. 시신이라도 찾고 싶었을 뿐입니다. 뒤에 서 계신 예수님을 보고도 동산지기인 줄 알았습니다.</w:t>
+      </w:r>
+    </w:p>
+    <w:p>
+      <w:pPr>
+        <w:spacing w:after="160" w:line="360"/>
+      </w:pPr>
+      <w:r>
+        <w:rPr>
+          <w:rFonts w:ascii="맑은 고딕" w:cs="맑은 고딕" w:eastAsia="맑은 고딕" w:hAnsi="맑은 고딕"/>
+          <w:sz w:val="24"/>
+          <w:szCs w:val="24"/>
+        </w:rPr>
+        <w:t xml:space="preserve">그때 주님께서 그녀의 이름을 부르셨습니다. “마리아야.” 그 한마디에 그녀는 돌이켜 주님을 알아보았습니다. 사람들이 버리고 죽이고 무덤에 넣은 그분이 살아 계셨습니다. 마리아는 제자들에게 가서 “내가 주를 보았다” 하고 전했습니다(요 20:18). 무덤 앞에서 울던 여인이 부활의 첫 증인이 되었습니다.</w:t>
+      </w:r>
+    </w:p>
+    <w:p>
+      <w:pPr>
+        <w:spacing w:after="160" w:line="360"/>
+      </w:pPr>
+      <w:r>
+        <w:rPr>
+          <w:rFonts w:ascii="맑은 고딕" w:cs="맑은 고딕" w:eastAsia="맑은 고딕" w:hAnsi="맑은 고딕"/>
+          <w:sz w:val="24"/>
+          <w:szCs w:val="24"/>
+        </w:rPr>
+        <w:t xml:space="preserve">오순절의 베드로도 같은 소식을 선포합니다. 너희가 법 없는 자들의 손을 빌려 못 박아 죽였으나 하나님께서 그를 살리셨다고 말입니다. 부활은 사람의 판결을 뒤집는 하나님의 판결이며, 절망한 사람을 증인으로 일으켜 세우는 하나님의 능력입니다.</w:t>
       </w:r>
     </w:p>
     <w:p>
@@ -775,7 +801,7 @@
           <w:sz w:val="24"/>
           <w:szCs w:val="24"/>
         </w:rPr>
-        <w:t xml:space="preserve">지금 엠마오로 내려가는 제자들처럼 “나는 바랐었다”고 과거형으로 말하고 있는 분이 계십니까? 기도했던 일이 무너지고, 기대했던 사람이 실망을 주고, 이제는 소망을 내려놓고 싶으십니까? 기억하십시오. 사람들이 예수님을 무덤에 넣었을 때 모든 것이 끝난 것처럼 보였습니다. 그러나 하나님은 사흘 만에 판결을 뒤집으셨습니다. 하나님은 죽음보다 강하십니다. 우리의 절망보다 크십니다.</w:t>
+        <w:t xml:space="preserve">지금 빈 무덤 앞의 마리아처럼 울며 “이제는 다 끝났다”고 말하고 있는 분이 계십니까? 기도했던 일이 무너지고, 기대했던 사람이 실망을 주고, 이제는 소망을 내려놓고 싶으십니까? 기억하십시오. 사람들이 예수님을 무덤에 넣었을 때 모든 것이 끝난 것처럼 보였습니다. 그러나 하나님은 사흘 만에 판결을 뒤집으셨습니다. 하나님은 죽음보다 강하십니다. 우리의 절망보다 크십니다.</w:t>
       </w:r>
     </w:p>
     <w:p>
@@ -951,33 +977,46 @@
           <w:sz w:val="24"/>
           <w:szCs w:val="24"/>
         </w:rPr>
-        <w:t xml:space="preserve">에스더서 6장에는 놀라운 역전의 장면이 나옵니다. 페르시아 왕궁에서 하만은 유다 사람 모르드개를 몹시 미워했습니다. 그는 모르드개를 매달려고 높이 오십 규빗이나 되는 나무를 세워 두었습니다. 그리고 왕에게 그 일을 청하려고 아침 일찍 왕궁에 들어갑니다.</w:t>
-      </w:r>
-    </w:p>
-    <w:p>
-      <w:pPr>
-        <w:spacing w:after="160" w:line="360"/>
-      </w:pPr>
-      <w:r>
-        <w:rPr>
-          <w:rFonts w:ascii="맑은 고딕" w:cs="맑은 고딕" w:eastAsia="맑은 고딕" w:hAnsi="맑은 고딕"/>
-          <w:sz w:val="24"/>
-          <w:szCs w:val="24"/>
-        </w:rPr>
-        <w:t xml:space="preserve">그런데 바로 그 전날 밤, 왕은 잠이 오지 않아 역대 일기를 읽게 했습니다. 거기서 모르드개가 왕을 죽이려던 음모를 고발하여 왕의 목숨을 구했다는 기록을 발견합니다. 왕이 묻습니다. 이 일에 대해 모르드개에게 무슨 존귀와 관작을 베풀었느냐? 아무것도 베풀지 않았다는 대답이 돌아옵니다. 마침 하만이 들어오자 왕은 묻습니다. 왕이 존귀하게 하기를 원하는 사람에게 어떻게 하여야 하겠느냐? 하만은 그것이 자기 이야기인 줄 알고 왕복을 입히고 왕의 말에 태워 성 거리로 다니게 하라고 대답합니다. 그러자 왕은 그대로 유다 사람 모르드개에게 행하라고 명령합니다.</w:t>
-      </w:r>
-    </w:p>
-    <w:p>
-      <w:pPr>
-        <w:spacing w:after="160" w:line="360"/>
-      </w:pPr>
-      <w:r>
-        <w:rPr>
-          <w:rFonts w:ascii="맑은 고딕" w:cs="맑은 고딕" w:eastAsia="맑은 고딕" w:hAnsi="맑은 고딕"/>
-          <w:sz w:val="24"/>
-          <w:szCs w:val="24"/>
-        </w:rPr>
-        <w:t xml:space="preserve">모르드개를 매달려던 사람이 모르드개 앞에서 “왕이 존귀하게 하기를 원하시는 사람에게는 이와 같이 할 것이라”고 외치게 되었습니다. 물론 모르드개는 그리스도가 아니며, 예수님의 높아지심은 이보다 비교할 수 없이 큽니다. 그러나 이 장면은 하나님께서 사람의 판결을 뒤집으시는 방식을 희미하게 보여 줍니다. 사람들은 예수님을 나무에 달았지만, 하나님은 그분을 모든 이름 위에 뛰어난 이름으로 높이셨습니다.</w:t>
+        <w:t xml:space="preserve">마태복음 22장에서 바리새인들이 모여 있을 때 예수님께서 그들에게 물으셨습니다. 너희는 그리스도에 대하여 어떻게 생각하느냐, 누구의 자손이냐. 그들은 자신 있게 다윗의 자손이라고 대답했습니다. 메시아가 다윗의 혈통에서 나온다는 것은 그들이 잘 아는 성경의 가르침이었습니다.</w:t>
+      </w:r>
+    </w:p>
+    <w:p>
+      <w:pPr>
+        <w:spacing w:after="160" w:line="360"/>
+      </w:pPr>
+      <w:r>
+        <w:rPr>
+          <w:rFonts w:ascii="맑은 고딕" w:cs="맑은 고딕" w:eastAsia="맑은 고딕" w:hAnsi="맑은 고딕"/>
+          <w:sz w:val="24"/>
+          <w:szCs w:val="24"/>
+        </w:rPr>
+        <w:t xml:space="preserve">그러자 예수님은 시편 110편 1절을 꺼내십니다. 다윗이 성령에 감동되어, 여호와께서 다윗의 주에게 원수들을 발 아래 둘 때까지 오른편에 앉아 있으라고 말씀하셨다고 노래한 구절입니다. 그리고 물으십니다. “다윗이 그리스도를 주라 칭하였은즉 어찌 그의 자손이 되겠느냐”(마 22:45). 다윗 왕이 자기 후손을 내 주라고 부른 것입니다. 성경은 이 질문에 한 마디도 능히 대답하는 자가 없었다고 기록합니다.</w:t>
+      </w:r>
+    </w:p>
+    <w:p>
+      <w:pPr>
+        <w:spacing w:after="160" w:line="360"/>
+      </w:pPr>
+      <w:r>
+        <w:rPr>
+          <w:rFonts w:ascii="맑은 고딕" w:cs="맑은 고딕" w:eastAsia="맑은 고딕" w:hAnsi="맑은 고딕"/>
+          <w:sz w:val="24"/>
+          <w:szCs w:val="24"/>
+        </w:rPr>
+        <w:t xml:space="preserve">그 질문의 답은 십자가와 부활과 승천에서 드러났습니다. 그리스도는 혈통으로는 다윗의 자손이시지만, 다윗보다 크신 다윗의 주이십니다. 사람들은 그분을 나무에 달았지만, 하나님은 그분을 살리시고 자기 오른편에 앉히셨습니다.</w:t>
+      </w:r>
+    </w:p>
+    <w:p>
+      <w:pPr>
+        <w:spacing w:after="160" w:line="360"/>
+      </w:pPr>
+      <w:r>
+        <w:rPr>
+          <w:rFonts w:ascii="맑은 고딕" w:cs="맑은 고딕" w:eastAsia="맑은 고딕" w:hAnsi="맑은 고딕"/>
+          <w:sz w:val="24"/>
+          <w:szCs w:val="24"/>
+        </w:rPr>
+        <w:t xml:space="preserve">오늘 본문에서 베드로가 바로 이 시편 110편을 인용합니다. 다윗은 하늘에 올라가지 못했지만 이 말씀을 하였다고 하면서, 예수님께서 그 말씀대로 높아지셨다고 선포합니다. 예수님께서 바리새인들에게 던지셨던 질문의 답을 오순절의 베드로가 외친 것입니다. 하나님이 너희가 십자가에 못 박은 이 예수를 주와 그리스도가 되게 하셨느니라.</w:t>
       </w:r>
     </w:p>
     <w:p>

--- a/acts-sermons/docx/08_2026-12-06_주와그리스도가되게하셨느니라_행2장14-36절.docx
+++ b/acts-sermons/docx/08_2026-12-06_주와그리스도가되게하셨느니라_행2장14-36절.docx
@@ -122,7 +122,7 @@
           <w:sz w:val="24"/>
           <w:szCs w:val="24"/>
         </w:rPr>
-        <w:t xml:space="preserve">오순절 아침 아홉 시, 예루살렘 거리를 한번 떠올려 보십시오. 성전으로 올라가는 길에는 여러 나라에서 온 순례자들이 가득합니다. 그런데 한쪽에서 갈릴리 사람들이 각 나라 말로 하나님의 큰일을 말하고 있습니다. 사람들은 웅성거립니다. 어떤 사람은 놀라고, 어떤 사람은 비웃습니다. “새 술에 취하였다.” 그 소란 한가운데로 한 사람이 걸어 나옵니다. 불과 두 달 전, 여종 하나 앞에서 예수님을 세 번이나 모른다고 했던 사람, 베드로입니다.</w:t>
+        <w:t xml:space="preserve">오순절 아침 아홉 시, 예루살렘 거리를 한번 떠올려 보십시오. 성전으로 올라가는 길에는 여러 나라에서 온 순례자들이 가득합니다. 그런데 한쪽에서 갈릴리 사람들이 각 나라 말로 하나님의 큰일을 말하고 있습니다. 사람들은 웅성거립니다. 어떤 사람은 놀라고, 어떤 사람은 비웃습니다. “새 술에 취하였다.” 그 소란 한가운데로 한 사람이 걸어 나옵니다. 불과 오십여 일 전, 대제사장의 집 뜰에서 예수님을 세 번이나 모른다고 했던 사람, 베드로입니다.</w:t>
       </w:r>
     </w:p>
     <w:p>
@@ -926,7 +926,7 @@
           <w:sz w:val="24"/>
           <w:szCs w:val="24"/>
         </w:rPr>
-        <w:t xml:space="preserve">베드로는 다시 다윗의 시편 110편을 인용합니다. “주께서 내 주께 이르시되 내가 네 원수로 네 발등상이 되게 하기까지 너는 내 우편에 앉아 있으라.” 다윗은 하늘에 올라가지 않았습니다. 그런데 다윗이 ‘내 주’라고 부른 분이 하나님 우편에 앉으십니다. 그분이 바로 예수님이십니다. 하나님의 오른편은 최고의 권세와 영광의 자리입니다.</w:t>
+        <w:t xml:space="preserve">베드로는 다시 다윗의 시편 110편 1절을 인용합니다. 주께서 다윗의 주에게, 원수들을 발등상이 되게 하기까지 하나님 우편에 앉아 계시라고 말씀하셨다는 구절입니다(행 2:34-35). 다윗은 하늘에 올라가지 않았습니다. 그런데 다윗이 ‘내 주’라고 부른 분이 하나님 우편에 앉으십니다. 그분이 바로 예수님이십니다. 하나님의 오른편은 최고의 권세와 영광의 자리입니다.</w:t>
       </w:r>
     </w:p>
     <w:p>
